--- a/app/templates/reference.docx
+++ b/app/templates/reference.docx
@@ -532,22 +532,37 @@
     <w:link w:val="BodyTextChar"/>
     <w:qFormat/>
     <w:pPr>
-      <w:spacing w:before="180" w:after="180"/>
-    </w:pPr>
+      <w:spacing w:after="120" w:line="300" w:lineRule="auto"/>
+    </w:pPr>
+    <w:rPr>
+      <w:sz w:val="22"/>
+      <w:szCs w:val="22"/>
+    </w:rPr>
   </w:style>
   <w:style w:type="paragraph" w:customStyle="1" w:styleId="FirstParagraph">
     <w:name w:val="First Paragraph"/>
     <w:basedOn w:val="BodyText"/>
     <w:next w:val="BodyText"/>
     <w:qFormat/>
+    <w:pPr>
+      <w:spacing w:after="120" w:line="300" w:lineRule="auto"/>
+    </w:pPr>
+    <w:rPr>
+      <w:sz w:val="22"/>
+      <w:szCs w:val="22"/>
+    </w:rPr>
   </w:style>
   <w:style w:type="paragraph" w:customStyle="1" w:styleId="Compact">
     <w:name w:val="Compact"/>
     <w:basedOn w:val="BodyText"/>
     <w:qFormat/>
     <w:pPr>
-      <w:spacing w:before="36" w:after="36"/>
-    </w:pPr>
+      <w:spacing w:after="40" w:line="260" w:lineRule="auto"/>
+    </w:pPr>
+    <w:rPr>
+      <w:sz w:val="20"/>
+      <w:szCs w:val="20"/>
+    </w:rPr>
   </w:style>
   <w:style w:type="paragraph" w:styleId="Title">
     <w:name w:val="Title"/>
@@ -558,14 +573,15 @@
     <w:qFormat/>
     <w:rsid w:val="00A10FD9"/>
     <w:pPr>
-      <w:spacing w:after="80" w:line="240" w:lineRule="auto"/>
       <w:contextualSpacing/>
       <w:jc w:val="center"/>
+      <w:spacing w:after="160"/>
     </w:pPr>
     <w:rPr>
       <w:rFonts w:asciiTheme="majorHAnsi" w:eastAsiaTheme="majorEastAsia" w:hAnsiTheme="majorHAnsi" w:cstheme="majorBidi"/>
-      <w:sz w:val="56"/>
-      <w:szCs w:val="56"/>
+      <w:b/>
+      <w:sz w:val="52"/>
+      <w:szCs w:val="52"/>
     </w:rPr>
   </w:style>
   <w:style w:type="character" w:customStyle="1" w:styleId="TitleChar">
@@ -691,11 +707,207 @@
     <w:qFormat/>
     <w:rsid w:val="00A10FD9"/>
     <w:pPr>
+      <w:keepLines/>
+      <w:outlineLvl w:val="0"/>
+      <w:spacing w:before="400" w:after="160"/>
+      <w:keepNext/>
+    </w:pPr>
+    <w:rPr>
+      <w:rFonts w:asciiTheme="majorHAnsi" w:eastAsiaTheme="majorEastAsia" w:hAnsiTheme="majorHAnsi" w:cstheme="majorBidi"/>
+      <w:b/>
+      <w:caps/>
+      <w:sz w:val="36"/>
+      <w:szCs w:val="36"/>
+      <w:color w:val="000000"/>
+    </w:rPr>
+  </w:style>
+  <w:style w:type="paragraph" w:styleId="Heading2">
+    <w:name w:val="heading 2"/>
+    <w:basedOn w:val="Normal"/>
+    <w:next w:val="BodyText"/>
+    <w:link w:val="Heading2Char"/>
+    <w:uiPriority w:val="9"/>
+    <w:semiHidden/>
+    <w:unhideWhenUsed/>
+    <w:qFormat/>
+    <w:rsid w:val="00A10FD9"/>
+    <w:pPr>
+      <w:keepLines/>
+      <w:outlineLvl w:val="1"/>
+      <w:spacing w:before="360" w:after="160"/>
+      <w:keepNext/>
+    </w:pPr>
+    <w:rPr>
+      <w:rFonts w:asciiTheme="majorHAnsi" w:eastAsiaTheme="majorEastAsia" w:hAnsiTheme="majorHAnsi" w:cstheme="majorBidi"/>
+      <w:b/>
+      <w:caps/>
+      <w:sz w:val="30"/>
+      <w:szCs w:val="30"/>
+      <w:color w:val="000000"/>
+    </w:rPr>
+  </w:style>
+  <w:style w:type="paragraph" w:styleId="Heading3">
+    <w:name w:val="heading 3"/>
+    <w:basedOn w:val="Normal"/>
+    <w:next w:val="BodyText"/>
+    <w:link w:val="Heading3Char"/>
+    <w:uiPriority w:val="9"/>
+    <w:semiHidden/>
+    <w:unhideWhenUsed/>
+    <w:qFormat/>
+    <w:rsid w:val="00A10FD9"/>
+    <w:pPr>
+      <w:keepLines/>
+      <w:outlineLvl w:val="2"/>
+      <w:spacing w:before="240" w:after="120"/>
+      <w:keepNext/>
+    </w:pPr>
+    <w:rPr>
+      <w:rFonts w:eastAsiaTheme="majorEastAsia" w:cstheme="majorBidi"/>
+      <w:b/>
+      <w:sz w:val="24"/>
+      <w:szCs w:val="24"/>
+      <w:color w:val="000000"/>
+    </w:rPr>
+  </w:style>
+  <w:style w:type="paragraph" w:styleId="Heading4">
+    <w:name w:val="heading 4"/>
+    <w:basedOn w:val="Normal"/>
+    <w:next w:val="BodyText"/>
+    <w:link w:val="Heading4Char"/>
+    <w:uiPriority w:val="9"/>
+    <w:semiHidden/>
+    <w:unhideWhenUsed/>
+    <w:qFormat/>
+    <w:rsid w:val="00A10FD9"/>
+    <w:pPr>
       <w:keepNext/>
       <w:keepLines/>
-      <w:spacing w:before="360" w:after="80"/>
-      <w:outlineLvl w:val="0"/>
-    </w:pPr>
+      <w:spacing w:before="80" w:after="40"/>
+      <w:outlineLvl w:val="3"/>
+    </w:pPr>
+    <w:rPr>
+      <w:rFonts w:eastAsiaTheme="majorEastAsia" w:cstheme="majorBidi"/>
+      <w:i/>
+      <w:iCs/>
+      <w:color w:val="0F4761" w:themeColor="accent1" w:themeShade="BF"/>
+    </w:rPr>
+  </w:style>
+  <w:style w:type="paragraph" w:styleId="Heading5">
+    <w:name w:val="heading 5"/>
+    <w:basedOn w:val="Normal"/>
+    <w:next w:val="BodyText"/>
+    <w:link w:val="Heading5Char"/>
+    <w:uiPriority w:val="9"/>
+    <w:semiHidden/>
+    <w:unhideWhenUsed/>
+    <w:qFormat/>
+    <w:rsid w:val="00A10FD9"/>
+    <w:pPr>
+      <w:keepNext/>
+      <w:keepLines/>
+      <w:spacing w:before="80" w:after="40"/>
+      <w:outlineLvl w:val="4"/>
+    </w:pPr>
+    <w:rPr>
+      <w:rFonts w:eastAsiaTheme="majorEastAsia" w:cstheme="majorBidi"/>
+      <w:color w:val="0F4761" w:themeColor="accent1" w:themeShade="BF"/>
+    </w:rPr>
+  </w:style>
+  <w:style w:type="paragraph" w:styleId="Heading6">
+    <w:name w:val="heading 6"/>
+    <w:basedOn w:val="Normal"/>
+    <w:next w:val="BodyText"/>
+    <w:link w:val="Heading6Char"/>
+    <w:uiPriority w:val="9"/>
+    <w:semiHidden/>
+    <w:unhideWhenUsed/>
+    <w:qFormat/>
+    <w:rsid w:val="00A10FD9"/>
+    <w:pPr>
+      <w:keepNext/>
+      <w:keepLines/>
+      <w:spacing w:before="40" w:after="0"/>
+      <w:outlineLvl w:val="5"/>
+    </w:pPr>
+    <w:rPr>
+      <w:rFonts w:eastAsiaTheme="majorEastAsia" w:cstheme="majorBidi"/>
+      <w:i/>
+      <w:iCs/>
+      <w:color w:val="595959" w:themeColor="text1" w:themeTint="A6"/>
+    </w:rPr>
+  </w:style>
+  <w:style w:type="paragraph" w:styleId="Heading7">
+    <w:name w:val="heading 7"/>
+    <w:basedOn w:val="Normal"/>
+    <w:next w:val="BodyText"/>
+    <w:link w:val="Heading7Char"/>
+    <w:uiPriority w:val="9"/>
+    <w:semiHidden/>
+    <w:unhideWhenUsed/>
+    <w:qFormat/>
+    <w:rsid w:val="00A10FD9"/>
+    <w:pPr>
+      <w:keepNext/>
+      <w:keepLines/>
+      <w:spacing w:before="40" w:after="0"/>
+      <w:outlineLvl w:val="6"/>
+    </w:pPr>
+    <w:rPr>
+      <w:rFonts w:eastAsiaTheme="majorEastAsia" w:cstheme="majorBidi"/>
+      <w:color w:val="595959" w:themeColor="text1" w:themeTint="A6"/>
+    </w:rPr>
+  </w:style>
+  <w:style w:type="paragraph" w:styleId="Heading8">
+    <w:name w:val="heading 8"/>
+    <w:basedOn w:val="Normal"/>
+    <w:next w:val="BodyText"/>
+    <w:link w:val="Heading8Char"/>
+    <w:uiPriority w:val="9"/>
+    <w:semiHidden/>
+    <w:unhideWhenUsed/>
+    <w:qFormat/>
+    <w:rsid w:val="00A10FD9"/>
+    <w:pPr>
+      <w:keepNext/>
+      <w:keepLines/>
+      <w:spacing w:after="0"/>
+      <w:outlineLvl w:val="7"/>
+    </w:pPr>
+    <w:rPr>
+      <w:rFonts w:eastAsiaTheme="majorEastAsia" w:cstheme="majorBidi"/>
+      <w:i/>
+      <w:iCs/>
+      <w:color w:val="272727" w:themeColor="text1" w:themeTint="D8"/>
+    </w:rPr>
+  </w:style>
+  <w:style w:type="paragraph" w:styleId="Heading9">
+    <w:name w:val="heading 9"/>
+    <w:basedOn w:val="Normal"/>
+    <w:next w:val="BodyText"/>
+    <w:link w:val="Heading9Char"/>
+    <w:uiPriority w:val="9"/>
+    <w:semiHidden/>
+    <w:unhideWhenUsed/>
+    <w:qFormat/>
+    <w:rsid w:val="00A10FD9"/>
+    <w:pPr>
+      <w:keepNext/>
+      <w:keepLines/>
+      <w:spacing w:after="0"/>
+      <w:outlineLvl w:val="8"/>
+    </w:pPr>
+    <w:rPr>
+      <w:rFonts w:eastAsiaTheme="majorEastAsia" w:cstheme="majorBidi"/>
+      <w:color w:val="272727" w:themeColor="text1" w:themeTint="D8"/>
+    </w:rPr>
+  </w:style>
+  <w:style w:type="character" w:customStyle="1" w:styleId="Heading1Char">
+    <w:name w:val="Heading 1 Char"/>
+    <w:basedOn w:val="DefaultParagraphFont"/>
+    <w:link w:val="Heading1"/>
+    <w:uiPriority w:val="9"/>
+    <w:rsid w:val="00A10FD9"/>
     <w:rPr>
       <w:rFonts w:asciiTheme="majorHAnsi" w:eastAsiaTheme="majorEastAsia" w:hAnsiTheme="majorHAnsi" w:cstheme="majorBidi"/>
       <w:color w:val="0F4761" w:themeColor="accent1" w:themeShade="BF"/>
@@ -703,22 +915,13 @@
       <w:szCs w:val="40"/>
     </w:rPr>
   </w:style>
-  <w:style w:type="paragraph" w:styleId="Heading2">
-    <w:name w:val="heading 2"/>
-    <w:basedOn w:val="Normal"/>
-    <w:next w:val="BodyText"/>
-    <w:link w:val="Heading2Char"/>
-    <w:uiPriority w:val="9"/>
-    <w:semiHidden/>
-    <w:unhideWhenUsed/>
-    <w:qFormat/>
-    <w:rsid w:val="00A10FD9"/>
-    <w:pPr>
-      <w:keepNext/>
-      <w:keepLines/>
-      <w:spacing w:before="160" w:after="80"/>
-      <w:outlineLvl w:val="1"/>
-    </w:pPr>
+  <w:style w:type="character" w:customStyle="1" w:styleId="Heading2Char">
+    <w:name w:val="Heading 2 Char"/>
+    <w:basedOn w:val="DefaultParagraphFont"/>
+    <w:link w:val="Heading2"/>
+    <w:uiPriority w:val="9"/>
+    <w:semiHidden/>
+    <w:rsid w:val="00A10FD9"/>
     <w:rPr>
       <w:rFonts w:asciiTheme="majorHAnsi" w:eastAsiaTheme="majorEastAsia" w:hAnsiTheme="majorHAnsi" w:cstheme="majorBidi"/>
       <w:color w:val="0F4761" w:themeColor="accent1" w:themeShade="BF"/>
@@ -726,22 +929,13 @@
       <w:szCs w:val="32"/>
     </w:rPr>
   </w:style>
-  <w:style w:type="paragraph" w:styleId="Heading3">
-    <w:name w:val="heading 3"/>
-    <w:basedOn w:val="Normal"/>
-    <w:next w:val="BodyText"/>
-    <w:link w:val="Heading3Char"/>
-    <w:uiPriority w:val="9"/>
-    <w:semiHidden/>
-    <w:unhideWhenUsed/>
-    <w:qFormat/>
-    <w:rsid w:val="00A10FD9"/>
-    <w:pPr>
-      <w:keepNext/>
-      <w:keepLines/>
-      <w:spacing w:before="160" w:after="80"/>
-      <w:outlineLvl w:val="2"/>
-    </w:pPr>
+  <w:style w:type="character" w:customStyle="1" w:styleId="Heading3Char">
+    <w:name w:val="Heading 3 Char"/>
+    <w:basedOn w:val="DefaultParagraphFont"/>
+    <w:link w:val="Heading3"/>
+    <w:uiPriority w:val="9"/>
+    <w:semiHidden/>
+    <w:rsid w:val="00A10FD9"/>
     <w:rPr>
       <w:rFonts w:eastAsiaTheme="majorEastAsia" w:cstheme="majorBidi"/>
       <w:color w:val="0F4761" w:themeColor="accent1" w:themeShade="BF"/>
@@ -749,22 +943,13 @@
       <w:szCs w:val="28"/>
     </w:rPr>
   </w:style>
-  <w:style w:type="paragraph" w:styleId="Heading4">
-    <w:name w:val="heading 4"/>
-    <w:basedOn w:val="Normal"/>
-    <w:next w:val="BodyText"/>
-    <w:link w:val="Heading4Char"/>
-    <w:uiPriority w:val="9"/>
-    <w:semiHidden/>
-    <w:unhideWhenUsed/>
-    <w:qFormat/>
-    <w:rsid w:val="00A10FD9"/>
-    <w:pPr>
-      <w:keepNext/>
-      <w:keepLines/>
-      <w:spacing w:before="80" w:after="40"/>
-      <w:outlineLvl w:val="3"/>
-    </w:pPr>
+  <w:style w:type="character" w:customStyle="1" w:styleId="Heading4Char">
+    <w:name w:val="Heading 4 Char"/>
+    <w:basedOn w:val="DefaultParagraphFont"/>
+    <w:link w:val="Heading4"/>
+    <w:uiPriority w:val="9"/>
+    <w:semiHidden/>
+    <w:rsid w:val="00A10FD9"/>
     <w:rPr>
       <w:rFonts w:eastAsiaTheme="majorEastAsia" w:cstheme="majorBidi"/>
       <w:i/>
@@ -772,43 +957,25 @@
       <w:color w:val="0F4761" w:themeColor="accent1" w:themeShade="BF"/>
     </w:rPr>
   </w:style>
-  <w:style w:type="paragraph" w:styleId="Heading5">
-    <w:name w:val="heading 5"/>
-    <w:basedOn w:val="Normal"/>
-    <w:next w:val="BodyText"/>
-    <w:link w:val="Heading5Char"/>
-    <w:uiPriority w:val="9"/>
-    <w:semiHidden/>
-    <w:unhideWhenUsed/>
-    <w:qFormat/>
-    <w:rsid w:val="00A10FD9"/>
-    <w:pPr>
-      <w:keepNext/>
-      <w:keepLines/>
-      <w:spacing w:before="80" w:after="40"/>
-      <w:outlineLvl w:val="4"/>
-    </w:pPr>
+  <w:style w:type="character" w:customStyle="1" w:styleId="Heading5Char">
+    <w:name w:val="Heading 5 Char"/>
+    <w:basedOn w:val="DefaultParagraphFont"/>
+    <w:link w:val="Heading5"/>
+    <w:uiPriority w:val="9"/>
+    <w:semiHidden/>
+    <w:rsid w:val="00A10FD9"/>
     <w:rPr>
       <w:rFonts w:eastAsiaTheme="majorEastAsia" w:cstheme="majorBidi"/>
       <w:color w:val="0F4761" w:themeColor="accent1" w:themeShade="BF"/>
     </w:rPr>
   </w:style>
-  <w:style w:type="paragraph" w:styleId="Heading6">
-    <w:name w:val="heading 6"/>
-    <w:basedOn w:val="Normal"/>
-    <w:next w:val="BodyText"/>
-    <w:link w:val="Heading6Char"/>
-    <w:uiPriority w:val="9"/>
-    <w:semiHidden/>
-    <w:unhideWhenUsed/>
-    <w:qFormat/>
-    <w:rsid w:val="00A10FD9"/>
-    <w:pPr>
-      <w:keepNext/>
-      <w:keepLines/>
-      <w:spacing w:before="40" w:after="0"/>
-      <w:outlineLvl w:val="5"/>
-    </w:pPr>
+  <w:style w:type="character" w:customStyle="1" w:styleId="Heading6Char">
+    <w:name w:val="Heading 6 Char"/>
+    <w:basedOn w:val="DefaultParagraphFont"/>
+    <w:link w:val="Heading6"/>
+    <w:uiPriority w:val="9"/>
+    <w:semiHidden/>
+    <w:rsid w:val="00A10FD9"/>
     <w:rPr>
       <w:rFonts w:eastAsiaTheme="majorEastAsia" w:cstheme="majorBidi"/>
       <w:i/>
@@ -816,43 +983,25 @@
       <w:color w:val="595959" w:themeColor="text1" w:themeTint="A6"/>
     </w:rPr>
   </w:style>
-  <w:style w:type="paragraph" w:styleId="Heading7">
-    <w:name w:val="heading 7"/>
-    <w:basedOn w:val="Normal"/>
-    <w:next w:val="BodyText"/>
-    <w:link w:val="Heading7Char"/>
-    <w:uiPriority w:val="9"/>
-    <w:semiHidden/>
-    <w:unhideWhenUsed/>
-    <w:qFormat/>
-    <w:rsid w:val="00A10FD9"/>
-    <w:pPr>
-      <w:keepNext/>
-      <w:keepLines/>
-      <w:spacing w:before="40" w:after="0"/>
-      <w:outlineLvl w:val="6"/>
-    </w:pPr>
+  <w:style w:type="character" w:customStyle="1" w:styleId="Heading7Char">
+    <w:name w:val="Heading 7 Char"/>
+    <w:basedOn w:val="DefaultParagraphFont"/>
+    <w:link w:val="Heading7"/>
+    <w:uiPriority w:val="9"/>
+    <w:semiHidden/>
+    <w:rsid w:val="00A10FD9"/>
     <w:rPr>
       <w:rFonts w:eastAsiaTheme="majorEastAsia" w:cstheme="majorBidi"/>
       <w:color w:val="595959" w:themeColor="text1" w:themeTint="A6"/>
     </w:rPr>
   </w:style>
-  <w:style w:type="paragraph" w:styleId="Heading8">
-    <w:name w:val="heading 8"/>
-    <w:basedOn w:val="Normal"/>
-    <w:next w:val="BodyText"/>
-    <w:link w:val="Heading8Char"/>
-    <w:uiPriority w:val="9"/>
-    <w:semiHidden/>
-    <w:unhideWhenUsed/>
-    <w:qFormat/>
-    <w:rsid w:val="00A10FD9"/>
-    <w:pPr>
-      <w:keepNext/>
-      <w:keepLines/>
-      <w:spacing w:after="0"/>
-      <w:outlineLvl w:val="7"/>
-    </w:pPr>
+  <w:style w:type="character" w:customStyle="1" w:styleId="Heading8Char">
+    <w:name w:val="Heading 8 Char"/>
+    <w:basedOn w:val="DefaultParagraphFont"/>
+    <w:link w:val="Heading8"/>
+    <w:uiPriority w:val="9"/>
+    <w:semiHidden/>
+    <w:rsid w:val="00A10FD9"/>
     <w:rPr>
       <w:rFonts w:eastAsiaTheme="majorEastAsia" w:cstheme="majorBidi"/>
       <w:i/>
@@ -860,134 +1009,6 @@
       <w:color w:val="272727" w:themeColor="text1" w:themeTint="D8"/>
     </w:rPr>
   </w:style>
-  <w:style w:type="paragraph" w:styleId="Heading9">
-    <w:name w:val="heading 9"/>
-    <w:basedOn w:val="Normal"/>
-    <w:next w:val="BodyText"/>
-    <w:link w:val="Heading9Char"/>
-    <w:uiPriority w:val="9"/>
-    <w:semiHidden/>
-    <w:unhideWhenUsed/>
-    <w:qFormat/>
-    <w:rsid w:val="00A10FD9"/>
-    <w:pPr>
-      <w:keepNext/>
-      <w:keepLines/>
-      <w:spacing w:after="0"/>
-      <w:outlineLvl w:val="8"/>
-    </w:pPr>
-    <w:rPr>
-      <w:rFonts w:eastAsiaTheme="majorEastAsia" w:cstheme="majorBidi"/>
-      <w:color w:val="272727" w:themeColor="text1" w:themeTint="D8"/>
-    </w:rPr>
-  </w:style>
-  <w:style w:type="character" w:customStyle="1" w:styleId="Heading1Char">
-    <w:name w:val="Heading 1 Char"/>
-    <w:basedOn w:val="DefaultParagraphFont"/>
-    <w:link w:val="Heading1"/>
-    <w:uiPriority w:val="9"/>
-    <w:rsid w:val="00A10FD9"/>
-    <w:rPr>
-      <w:rFonts w:asciiTheme="majorHAnsi" w:eastAsiaTheme="majorEastAsia" w:hAnsiTheme="majorHAnsi" w:cstheme="majorBidi"/>
-      <w:color w:val="0F4761" w:themeColor="accent1" w:themeShade="BF"/>
-      <w:sz w:val="40"/>
-      <w:szCs w:val="40"/>
-    </w:rPr>
-  </w:style>
-  <w:style w:type="character" w:customStyle="1" w:styleId="Heading2Char">
-    <w:name w:val="Heading 2 Char"/>
-    <w:basedOn w:val="DefaultParagraphFont"/>
-    <w:link w:val="Heading2"/>
-    <w:uiPriority w:val="9"/>
-    <w:semiHidden/>
-    <w:rsid w:val="00A10FD9"/>
-    <w:rPr>
-      <w:rFonts w:asciiTheme="majorHAnsi" w:eastAsiaTheme="majorEastAsia" w:hAnsiTheme="majorHAnsi" w:cstheme="majorBidi"/>
-      <w:color w:val="0F4761" w:themeColor="accent1" w:themeShade="BF"/>
-      <w:sz w:val="32"/>
-      <w:szCs w:val="32"/>
-    </w:rPr>
-  </w:style>
-  <w:style w:type="character" w:customStyle="1" w:styleId="Heading3Char">
-    <w:name w:val="Heading 3 Char"/>
-    <w:basedOn w:val="DefaultParagraphFont"/>
-    <w:link w:val="Heading3"/>
-    <w:uiPriority w:val="9"/>
-    <w:semiHidden/>
-    <w:rsid w:val="00A10FD9"/>
-    <w:rPr>
-      <w:rFonts w:eastAsiaTheme="majorEastAsia" w:cstheme="majorBidi"/>
-      <w:color w:val="0F4761" w:themeColor="accent1" w:themeShade="BF"/>
-      <w:sz w:val="28"/>
-      <w:szCs w:val="28"/>
-    </w:rPr>
-  </w:style>
-  <w:style w:type="character" w:customStyle="1" w:styleId="Heading4Char">
-    <w:name w:val="Heading 4 Char"/>
-    <w:basedOn w:val="DefaultParagraphFont"/>
-    <w:link w:val="Heading4"/>
-    <w:uiPriority w:val="9"/>
-    <w:semiHidden/>
-    <w:rsid w:val="00A10FD9"/>
-    <w:rPr>
-      <w:rFonts w:eastAsiaTheme="majorEastAsia" w:cstheme="majorBidi"/>
-      <w:i/>
-      <w:iCs/>
-      <w:color w:val="0F4761" w:themeColor="accent1" w:themeShade="BF"/>
-    </w:rPr>
-  </w:style>
-  <w:style w:type="character" w:customStyle="1" w:styleId="Heading5Char">
-    <w:name w:val="Heading 5 Char"/>
-    <w:basedOn w:val="DefaultParagraphFont"/>
-    <w:link w:val="Heading5"/>
-    <w:uiPriority w:val="9"/>
-    <w:semiHidden/>
-    <w:rsid w:val="00A10FD9"/>
-    <w:rPr>
-      <w:rFonts w:eastAsiaTheme="majorEastAsia" w:cstheme="majorBidi"/>
-      <w:color w:val="0F4761" w:themeColor="accent1" w:themeShade="BF"/>
-    </w:rPr>
-  </w:style>
-  <w:style w:type="character" w:customStyle="1" w:styleId="Heading6Char">
-    <w:name w:val="Heading 6 Char"/>
-    <w:basedOn w:val="DefaultParagraphFont"/>
-    <w:link w:val="Heading6"/>
-    <w:uiPriority w:val="9"/>
-    <w:semiHidden/>
-    <w:rsid w:val="00A10FD9"/>
-    <w:rPr>
-      <w:rFonts w:eastAsiaTheme="majorEastAsia" w:cstheme="majorBidi"/>
-      <w:i/>
-      <w:iCs/>
-      <w:color w:val="595959" w:themeColor="text1" w:themeTint="A6"/>
-    </w:rPr>
-  </w:style>
-  <w:style w:type="character" w:customStyle="1" w:styleId="Heading7Char">
-    <w:name w:val="Heading 7 Char"/>
-    <w:basedOn w:val="DefaultParagraphFont"/>
-    <w:link w:val="Heading7"/>
-    <w:uiPriority w:val="9"/>
-    <w:semiHidden/>
-    <w:rsid w:val="00A10FD9"/>
-    <w:rPr>
-      <w:rFonts w:eastAsiaTheme="majorEastAsia" w:cstheme="majorBidi"/>
-      <w:color w:val="595959" w:themeColor="text1" w:themeTint="A6"/>
-    </w:rPr>
-  </w:style>
-  <w:style w:type="character" w:customStyle="1" w:styleId="Heading8Char">
-    <w:name w:val="Heading 8 Char"/>
-    <w:basedOn w:val="DefaultParagraphFont"/>
-    <w:link w:val="Heading8"/>
-    <w:uiPriority w:val="9"/>
-    <w:semiHidden/>
-    <w:rsid w:val="00A10FD9"/>
-    <w:rPr>
-      <w:rFonts w:eastAsiaTheme="majorEastAsia" w:cstheme="majorBidi"/>
-      <w:i/>
-      <w:iCs/>
-      <w:color w:val="272727" w:themeColor="text1" w:themeTint="D8"/>
-    </w:rPr>
-  </w:style>
   <w:style w:type="character" w:customStyle="1" w:styleId="Heading9Char">
     <w:name w:val="Heading 9 Char"/>
     <w:basedOn w:val="DefaultParagraphFont"/>
@@ -1044,20 +1065,29 @@
     <w:unhideWhenUsed/>
     <w:qFormat/>
     <w:tblPr>
-      <w:tblInd w:w="0" w:type="dxa"/>
+      <w:tblBorders>
+        <w:top w:val="single" w:sz="4" w:space="0" w:color="BFBFBF"/>
+        <w:left w:val="single" w:sz="4" w:space="0" w:color="BFBFBF"/>
+        <w:bottom w:val="single" w:sz="4" w:space="0" w:color="BFBFBF"/>
+        <w:right w:val="single" w:sz="4" w:space="0" w:color="BFBFBF"/>
+        <w:insideH w:val="single" w:sz="4" w:space="0" w:color="BFBFBF"/>
+        <w:insideV w:val="single" w:sz="4" w:space="0" w:color="BFBFBF"/>
+      </w:tblBorders>
       <w:tblCellMar>
-        <w:top w:w="0" w:type="dxa"/>
+        <w:top w:w="60" w:type="dxa"/>
         <w:left w:w="108" w:type="dxa"/>
-        <w:bottom w:w="0" w:type="dxa"/>
+        <w:bottom w:w="60" w:type="dxa"/>
         <w:right w:w="108" w:type="dxa"/>
       </w:tblCellMar>
     </w:tblPr>
     <w:tblStylePr w:type="firstRow">
+      <w:rPr>
+        <w:b/>
+        <w:color w:val="FFFFFF"/>
+      </w:rPr>
       <w:tcPr>
-        <w:tcBorders>
-          <w:bottom w:val="single"/>
-        </w:tcBorders>
-        <w:vAlign w:val="bottom"/>
+        <w:shd w:val="clear" w:color="auto" w:fill="000000"/>
+        <w:vAlign w:val="center"/>
       </w:tcPr>
     </w:tblStylePr>
   </w:style>
@@ -1093,12 +1123,28 @@
     <w:name w:val="Table Caption"/>
     <w:basedOn w:val="Caption"/>
     <w:pPr>
+      <w:jc w:val="center"/>
+      <w:spacing w:before="80" w:after="240"/>
       <w:keepNext/>
     </w:pPr>
+    <w:rPr>
+      <w:i/>
+      <w:sz w:val="18"/>
+      <w:szCs w:val="18"/>
+    </w:rPr>
   </w:style>
   <w:style w:type="paragraph" w:customStyle="1" w:styleId="ImageCaption">
     <w:name w:val="Image Caption"/>
     <w:basedOn w:val="Caption"/>
+    <w:pPr>
+      <w:jc w:val="center"/>
+      <w:spacing w:before="80" w:after="240"/>
+    </w:pPr>
+    <w:rPr>
+      <w:i/>
+      <w:sz w:val="18"/>
+      <w:szCs w:val="18"/>
+    </w:rPr>
   </w:style>
   <w:style w:type="paragraph" w:customStyle="1" w:styleId="Figure">
     <w:name w:val="Figure"/>

--- a/app/templates/reference.docx
+++ b/app/templates/reference.docx
@@ -331,21 +331,81 @@
 <w:ftr xmlns:m="http://schemas.openxmlformats.org/officeDocument/2006/math" xmlns:mc="http://schemas.openxmlformats.org/markup-compatibility/2006" xmlns:mo="http://schemas.microsoft.com/office/mac/office/2008/main" xmlns:mv="urn:schemas-microsoft-com:mac:vml" xmlns:o="urn:schemas-microsoft-com:office:office" xmlns:r="http://schemas.openxmlformats.org/officeDocument/2006/relationships" xmlns:v="urn:schemas-microsoft-com:vml" xmlns:w10="urn:schemas-microsoft-com:office:word" xmlns:w14="http://schemas.microsoft.com/office/word/2010/wordml" xmlns:w="http://schemas.openxmlformats.org/wordprocessingml/2006/main" xmlns:wne="http://schemas.microsoft.com/office/word/2006/wordml" xmlns:wp14="http://schemas.microsoft.com/office/word/2010/wordprocessingDrawing" xmlns:wp="http://schemas.openxmlformats.org/drawingml/2006/wordprocessingDrawing" xmlns:wpc="http://schemas.microsoft.com/office/word/2010/wordprocessingCanvas" xmlns:wpg="http://schemas.microsoft.com/office/word/2010/wordprocessingGroup" xmlns:wpi="http://schemas.microsoft.com/office/word/2010/wordprocessingInk" xmlns:wps="http://schemas.microsoft.com/office/word/2010/wordprocessingShape" mc:Ignorable="w14 wp14">
   <w:p>
     <w:pPr>
-      <w:pStyle w:val="Footer"/>
-    </w:pPr>
-    <w:fldSimple w:instr=" PAGE ">
-      <w:r>
-        <w:t>1</w:t>
-      </w:r>
-    </w:fldSimple>
+      <w:tabs>
+        <w:tab w:val="right" w:pos="9350"/>
+      </w:tabs>
+    </w:pPr>
     <w:r>
-      <w:t xml:space="preserve">   </w:t>
+      <w:rPr>
+        <w:i/>
+        <w:sz w:val="18"/>
+      </w:rPr>
+      <w:fldChar w:fldCharType="begin"/>
     </w:r>
-    <w:fldSimple w:instr=" TITLE ">
-      <w:r>
-        <w:t/>
-      </w:r>
-    </w:fldSimple>
+    <w:r>
+      <w:rPr>
+        <w:i/>
+        <w:sz w:val="18"/>
+      </w:rPr>
+      <w:instrText xml:space="preserve"> TITLE </w:instrText>
+    </w:r>
+    <w:r>
+      <w:rPr>
+        <w:i/>
+        <w:sz w:val="18"/>
+      </w:rPr>
+      <w:fldChar w:fldCharType="separate"/>
+    </w:r>
+    <w:r>
+      <w:rPr>
+        <w:i/>
+        <w:sz w:val="18"/>
+      </w:rPr>
+      <w:t/>
+    </w:r>
+    <w:r>
+      <w:rPr>
+        <w:i/>
+        <w:sz w:val="18"/>
+      </w:rPr>
+      <w:fldChar w:fldCharType="end"/>
+    </w:r>
+    <w:r>
+      <w:rPr>
+        <w:sz w:val="18"/>
+      </w:rPr>
+      <w:tab/>
+    </w:r>
+    <w:r>
+      <w:rPr>
+        <w:sz w:val="18"/>
+      </w:rPr>
+      <w:fldChar w:fldCharType="begin"/>
+    </w:r>
+    <w:r>
+      <w:rPr>
+        <w:sz w:val="18"/>
+      </w:rPr>
+      <w:instrText xml:space="preserve"> PAGE </w:instrText>
+    </w:r>
+    <w:r>
+      <w:rPr>
+        <w:sz w:val="18"/>
+      </w:rPr>
+      <w:fldChar w:fldCharType="separate"/>
+    </w:r>
+    <w:r>
+      <w:rPr>
+        <w:sz w:val="18"/>
+      </w:rPr>
+      <w:t>1</w:t>
+    </w:r>
+    <w:r>
+      <w:rPr>
+        <w:sz w:val="18"/>
+      </w:rPr>
+      <w:fldChar w:fldCharType="end"/>
+    </w:r>
   </w:p>
 </w:ftr>
 </file>
@@ -532,7 +592,8 @@
     <w:link w:val="BodyTextChar"/>
     <w:qFormat/>
     <w:pPr>
-      <w:spacing w:after="120" w:line="300" w:lineRule="auto"/>
+      <w:jc w:val="both"/>
+      <w:spacing w:after="160" w:line="320" w:lineRule="auto"/>
     </w:pPr>
     <w:rPr>
       <w:sz w:val="22"/>
@@ -545,7 +606,8 @@
     <w:next w:val="BodyText"/>
     <w:qFormat/>
     <w:pPr>
-      <w:spacing w:after="120" w:line="300" w:lineRule="auto"/>
+      <w:jc w:val="both"/>
+      <w:spacing w:after="160" w:line="320" w:lineRule="auto"/>
     </w:pPr>
     <w:rPr>
       <w:sz w:val="22"/>
@@ -557,11 +619,11 @@
     <w:basedOn w:val="BodyText"/>
     <w:qFormat/>
     <w:pPr>
-      <w:spacing w:after="40" w:line="260" w:lineRule="auto"/>
-    </w:pPr>
-    <w:rPr>
-      <w:sz w:val="20"/>
-      <w:szCs w:val="20"/>
+      <w:spacing w:after="40" w:line="280" w:lineRule="auto"/>
+    </w:pPr>
+    <w:rPr>
+      <w:sz w:val="21"/>
+      <w:szCs w:val="21"/>
     </w:rPr>
   </w:style>
   <w:style w:type="paragraph" w:styleId="Title">
@@ -575,13 +637,13 @@
     <w:pPr>
       <w:contextualSpacing/>
       <w:jc w:val="center"/>
-      <w:spacing w:after="160"/>
+      <w:spacing w:before="1280" w:after="560"/>
     </w:pPr>
     <w:rPr>
       <w:rFonts w:asciiTheme="majorHAnsi" w:eastAsiaTheme="majorEastAsia" w:hAnsiTheme="majorHAnsi" w:cstheme="majorBidi"/>
       <w:b/>
-      <w:sz w:val="52"/>
-      <w:szCs w:val="52"/>
+      <w:sz w:val="44"/>
+      <w:szCs w:val="44"/>
     </w:rPr>
   </w:style>
   <w:style w:type="character" w:customStyle="1" w:styleId="TitleChar">
@@ -709,16 +771,18 @@
     <w:pPr>
       <w:keepLines/>
       <w:outlineLvl w:val="0"/>
-      <w:spacing w:before="400" w:after="160"/>
+      <w:jc w:val="center"/>
+      <w:spacing w:before="560" w:after="240"/>
       <w:keepNext/>
     </w:pPr>
     <w:rPr>
       <w:rFonts w:asciiTheme="majorHAnsi" w:eastAsiaTheme="majorEastAsia" w:hAnsiTheme="majorHAnsi" w:cstheme="majorBidi"/>
       <w:b/>
       <w:caps/>
-      <w:sz w:val="36"/>
-      <w:szCs w:val="36"/>
+      <w:sz w:val="32"/>
+      <w:szCs w:val="32"/>
       <w:color w:val="000000"/>
+      <w:spacing w:val="10"/>
     </w:rPr>
   </w:style>
   <w:style w:type="paragraph" w:styleId="Heading2">
@@ -734,16 +798,18 @@
     <w:pPr>
       <w:keepLines/>
       <w:outlineLvl w:val="1"/>
-      <w:spacing w:before="360" w:after="160"/>
+      <w:jc w:val="center"/>
+      <w:spacing w:before="560" w:after="280"/>
       <w:keepNext/>
     </w:pPr>
     <w:rPr>
       <w:rFonts w:asciiTheme="majorHAnsi" w:eastAsiaTheme="majorEastAsia" w:hAnsiTheme="majorHAnsi" w:cstheme="majorBidi"/>
       <w:b/>
       <w:caps/>
-      <w:sz w:val="30"/>
-      <w:szCs w:val="30"/>
+      <w:sz w:val="28"/>
+      <w:szCs w:val="28"/>
       <w:color w:val="000000"/>
+      <w:spacing w:val="10"/>
     </w:rPr>
   </w:style>
   <w:style w:type="paragraph" w:styleId="Heading3">
@@ -759,7 +825,7 @@
     <w:pPr>
       <w:keepLines/>
       <w:outlineLvl w:val="2"/>
-      <w:spacing w:before="240" w:after="120"/>
+      <w:spacing w:before="320" w:after="160"/>
       <w:keepNext/>
     </w:pPr>
     <w:rPr>
@@ -1074,12 +1140,19 @@
         <w:insideV w:val="single" w:sz="4" w:space="0" w:color="BFBFBF"/>
       </w:tblBorders>
       <w:tblCellMar>
-        <w:top w:w="60" w:type="dxa"/>
-        <w:left w:w="108" w:type="dxa"/>
-        <w:bottom w:w="60" w:type="dxa"/>
-        <w:right w:w="108" w:type="dxa"/>
+        <w:top w:w="80" w:type="dxa"/>
+        <w:left w:w="115" w:type="dxa"/>
+        <w:bottom w:w="80" w:type="dxa"/>
+        <w:right w:w="115" w:type="dxa"/>
       </w:tblCellMar>
     </w:tblPr>
+    <w:trPr>
+      <w:trHeight w:val="300" w:hRule="atLeast"/>
+      <w:cantSplit/>
+    </w:trPr>
+    <w:tcPr>
+      <w:vAlign w:val="center"/>
+    </w:tcPr>
     <w:tblStylePr w:type="firstRow">
       <w:rPr>
         <w:b/>
@@ -1124,13 +1197,14 @@
     <w:basedOn w:val="Caption"/>
     <w:pPr>
       <w:jc w:val="center"/>
-      <w:spacing w:before="80" w:after="240"/>
+      <w:spacing w:before="80" w:after="280"/>
       <w:keepNext/>
     </w:pPr>
     <w:rPr>
       <w:i/>
       <w:sz w:val="18"/>
       <w:szCs w:val="18"/>
+      <w:color w:val="44546A"/>
     </w:rPr>
   </w:style>
   <w:style w:type="paragraph" w:customStyle="1" w:styleId="ImageCaption">
@@ -1138,24 +1212,32 @@
     <w:basedOn w:val="Caption"/>
     <w:pPr>
       <w:jc w:val="center"/>
-      <w:spacing w:before="80" w:after="240"/>
+      <w:spacing w:before="120" w:after="280"/>
     </w:pPr>
     <w:rPr>
       <w:i/>
       <w:sz w:val="18"/>
       <w:szCs w:val="18"/>
+      <w:color w:val="44546A"/>
     </w:rPr>
   </w:style>
   <w:style w:type="paragraph" w:customStyle="1" w:styleId="Figure">
     <w:name w:val="Figure"/>
     <w:basedOn w:val="Normal"/>
+    <w:pPr>
+      <w:jc w:val="center"/>
+      <w:spacing w:before="200" w:after="80"/>
+    </w:pPr>
+    <w:rPr/>
   </w:style>
   <w:style w:type="paragraph" w:customStyle="1" w:styleId="CaptionedFigure">
     <w:name w:val="Captioned Figure"/>
     <w:basedOn w:val="Figure"/>
     <w:pPr>
-      <w:keepNext/>
-    </w:pPr>
+      <w:jc w:val="center"/>
+      <w:spacing w:before="200" w:after="80"/>
+    </w:pPr>
+    <w:rPr/>
   </w:style>
   <w:style w:type="character" w:customStyle="1" w:styleId="BodyTextChar">
     <w:name w:val="Body Text Char"/>
@@ -1196,14 +1278,79 @@
     <w:unhideWhenUsed/>
     <w:qFormat/>
     <w:pPr>
-      <w:spacing w:before="240" w:line="259" w:lineRule="auto"/>
       <w:outlineLvl w:val="9"/>
+      <w:jc w:val="center"/>
+      <w:spacing w:before="0" w:after="360"/>
+      <w:pageBreakBefore/>
     </w:pPr>
     <w:rPr>
       <w:rFonts w:asciiTheme="majorHAnsi" w:eastAsiaTheme="majorEastAsia" w:hAnsiTheme="majorHAnsi" w:cstheme="majorBidi"/>
-      <w:b w:val="0"/>
       <w:bCs w:val="0"/>
-      <w:color w:val="365F91" w:themeColor="accent1" w:themeShade="BF"/>
+      <w:b/>
+      <w:caps/>
+      <w:sz w:val="28"/>
+      <w:szCs w:val="28"/>
+      <w:color w:val="000000"/>
+      <w:spacing w:val="10"/>
+    </w:rPr>
+  </w:style>
+  <w:style w:type="paragraph" w:styleId="TOC1">
+    <w:name w:val="toc 1"/>
+    <w:basedOn w:val="Normal"/>
+    <w:pPr>
+      <w:tabs>
+        <w:tab w:val="right" w:leader="dot" w:pos="9350"/>
+      </w:tabs>
+      <w:spacing w:after="80"/>
+    </w:pPr>
+    <w:rPr>
+      <w:caps/>
+      <w:sz w:val="22"/>
+      <w:szCs w:val="22"/>
+    </w:rPr>
+  </w:style>
+  <w:style w:type="paragraph" w:styleId="TOC2">
+    <w:name w:val="toc 2"/>
+    <w:basedOn w:val="Normal"/>
+    <w:pPr>
+      <w:tabs>
+        <w:tab w:val="right" w:leader="dot" w:pos="9350"/>
+      </w:tabs>
+      <w:spacing w:after="80"/>
+    </w:pPr>
+    <w:rPr>
+      <w:caps/>
+      <w:sz w:val="21"/>
+      <w:szCs w:val="21"/>
+    </w:rPr>
+  </w:style>
+  <w:style w:type="paragraph" w:styleId="TOC3">
+    <w:name w:val="toc 3"/>
+    <w:basedOn w:val="Normal"/>
+    <w:pPr>
+      <w:tabs>
+        <w:tab w:val="right" w:leader="dot" w:pos="9350"/>
+      </w:tabs>
+      <w:spacing w:after="80"/>
+      <w:ind w:left="240"/>
+    </w:pPr>
+    <w:rPr>
+      <w:sz w:val="21"/>
+      <w:szCs w:val="21"/>
+    </w:rPr>
+  </w:style>
+  <w:style w:type="paragraph" w:styleId="TableofFigures">
+    <w:name w:val="table of figures"/>
+    <w:basedOn w:val="Normal"/>
+    <w:pPr>
+      <w:tabs>
+        <w:tab w:val="right" w:leader="dot" w:pos="9350"/>
+      </w:tabs>
+      <w:spacing w:after="80"/>
+    </w:pPr>
+    <w:rPr>
+      <w:sz w:val="21"/>
+      <w:szCs w:val="21"/>
     </w:rPr>
   </w:style>
 </w:styles>

--- a/app/templates/reference.docx
+++ b/app/templates/reference.docx
@@ -1198,7 +1198,6 @@
     <w:pPr>
       <w:jc w:val="center"/>
       <w:spacing w:before="80" w:after="280"/>
-      <w:keepNext/>
     </w:pPr>
     <w:rPr>
       <w:i/>

--- a/app/templates/reference.docx
+++ b/app/templates/reference.docx
@@ -1398,7 +1398,7 @@
     </a:clrScheme>
     <a:fontScheme name="Office">
       <a:majorFont>
-        <a:latin typeface="Aptos Display" panose="02110004020202020204"/>
+        <a:latin typeface="Calibri"/>
         <a:ea typeface=""/>
         <a:cs typeface=""/>
         <a:font script="Jpan" typeface="游ゴシック Light"/>
@@ -1450,7 +1450,7 @@
         <a:font script="Tfng" typeface="Ebrima"/>
       </a:majorFont>
       <a:minorFont>
-        <a:latin typeface="Aptos" panose="02110004020202020204"/>
+        <a:latin typeface="Calibri"/>
         <a:ea typeface=""/>
         <a:cs typeface=""/>
         <a:font script="Jpan" typeface="游明朝"/>

--- a/app/templates/reference.docx
+++ b/app/templates/reference.docx
@@ -593,7 +593,7 @@
     <w:qFormat/>
     <w:pPr>
       <w:jc w:val="both"/>
-      <w:spacing w:after="160" w:line="320" w:lineRule="auto"/>
+      <w:spacing w:after="200" w:line="340" w:lineRule="auto"/>
     </w:pPr>
     <w:rPr>
       <w:sz w:val="22"/>
@@ -607,7 +607,7 @@
     <w:qFormat/>
     <w:pPr>
       <w:jc w:val="both"/>
-      <w:spacing w:after="160" w:line="320" w:lineRule="auto"/>
+      <w:spacing w:after="200" w:line="340" w:lineRule="auto"/>
     </w:pPr>
     <w:rPr>
       <w:sz w:val="22"/>
@@ -642,8 +642,8 @@
     <w:rPr>
       <w:rFonts w:asciiTheme="majorHAnsi" w:eastAsiaTheme="majorEastAsia" w:hAnsiTheme="majorHAnsi" w:cstheme="majorBidi"/>
       <w:b/>
-      <w:sz w:val="44"/>
-      <w:szCs w:val="44"/>
+      <w:sz w:val="60"/>
+      <w:szCs w:val="60"/>
     </w:rPr>
   </w:style>
   <w:style w:type="character" w:customStyle="1" w:styleId="TitleChar">
@@ -798,18 +798,16 @@
     <w:pPr>
       <w:keepLines/>
       <w:outlineLvl w:val="1"/>
-      <w:jc w:val="center"/>
+      <w:jc w:val="left"/>
       <w:spacing w:before="560" w:after="280"/>
       <w:keepNext/>
     </w:pPr>
     <w:rPr>
       <w:rFonts w:asciiTheme="majorHAnsi" w:eastAsiaTheme="majorEastAsia" w:hAnsiTheme="majorHAnsi" w:cstheme="majorBidi"/>
       <w:b/>
-      <w:caps/>
-      <w:sz w:val="28"/>
-      <w:szCs w:val="28"/>
+      <w:sz w:val="26"/>
+      <w:szCs w:val="26"/>
       <w:color w:val="000000"/>
-      <w:spacing w:val="10"/>
     </w:rPr>
   </w:style>
   <w:style w:type="paragraph" w:styleId="Heading3">
@@ -825,6 +823,7 @@
     <w:pPr>
       <w:keepLines/>
       <w:outlineLvl w:val="2"/>
+      <w:jc w:val="left"/>
       <w:spacing w:before="320" w:after="160"/>
       <w:keepNext/>
     </w:pPr>
@@ -833,7 +832,7 @@
       <w:b/>
       <w:sz w:val="24"/>
       <w:szCs w:val="24"/>
-      <w:color w:val="000000"/>
+      <w:color w:val="595959"/>
     </w:rPr>
   </w:style>
   <w:style w:type="paragraph" w:styleId="Heading4">
@@ -1287,8 +1286,8 @@
       <w:bCs w:val="0"/>
       <w:b/>
       <w:caps/>
-      <w:sz w:val="28"/>
-      <w:szCs w:val="28"/>
+      <w:sz w:val="32"/>
+      <w:szCs w:val="32"/>
       <w:color w:val="000000"/>
       <w:spacing w:val="10"/>
     </w:rPr>

--- a/app/templates/reference.docx
+++ b/app/templates/reference.docx
@@ -594,6 +594,7 @@
     <w:pPr>
       <w:jc w:val="both"/>
       <w:spacing w:after="200" w:line="340" w:lineRule="auto"/>
+      <w:widowControl/>
     </w:pPr>
     <w:rPr>
       <w:sz w:val="22"/>
@@ -608,6 +609,7 @@
     <w:pPr>
       <w:jc w:val="both"/>
       <w:spacing w:after="200" w:line="340" w:lineRule="auto"/>
+      <w:widowControl/>
     </w:pPr>
     <w:rPr>
       <w:sz w:val="22"/>
@@ -619,7 +621,9 @@
     <w:basedOn w:val="BodyText"/>
     <w:qFormat/>
     <w:pPr>
+      <w:jc w:val="left"/>
       <w:spacing w:after="40" w:line="280" w:lineRule="auto"/>
+      <w:widowControl/>
     </w:pPr>
     <w:rPr>
       <w:sz w:val="21"/>
@@ -637,7 +641,7 @@
     <w:pPr>
       <w:contextualSpacing/>
       <w:jc w:val="center"/>
-      <w:spacing w:before="1280" w:after="560"/>
+      <w:spacing w:before="1280" w:after="280"/>
     </w:pPr>
     <w:rPr>
       <w:rFonts w:asciiTheme="majorHAnsi" w:eastAsiaTheme="majorEastAsia" w:hAnsiTheme="majorHAnsi" w:cstheme="majorBidi"/>
@@ -769,11 +773,12 @@
     <w:qFormat/>
     <w:rsid w:val="00A10FD9"/>
     <w:pPr>
-      <w:keepLines/>
       <w:outlineLvl w:val="0"/>
       <w:jc w:val="center"/>
       <w:spacing w:before="560" w:after="240"/>
       <w:keepNext/>
+      <w:keepLines/>
+      <w:widowControl/>
     </w:pPr>
     <w:rPr>
       <w:rFonts w:asciiTheme="majorHAnsi" w:eastAsiaTheme="majorEastAsia" w:hAnsiTheme="majorHAnsi" w:cstheme="majorBidi"/>
@@ -796,11 +801,12 @@
     <w:qFormat/>
     <w:rsid w:val="00A10FD9"/>
     <w:pPr>
-      <w:keepLines/>
       <w:outlineLvl w:val="1"/>
       <w:jc w:val="left"/>
       <w:spacing w:before="560" w:after="280"/>
       <w:keepNext/>
+      <w:keepLines/>
+      <w:widowControl/>
     </w:pPr>
     <w:rPr>
       <w:rFonts w:asciiTheme="majorHAnsi" w:eastAsiaTheme="majorEastAsia" w:hAnsiTheme="majorHAnsi" w:cstheme="majorBidi"/>
@@ -821,11 +827,12 @@
     <w:qFormat/>
     <w:rsid w:val="00A10FD9"/>
     <w:pPr>
-      <w:keepLines/>
       <w:outlineLvl w:val="2"/>
       <w:jc w:val="left"/>
       <w:spacing w:before="320" w:after="160"/>
       <w:keepNext/>
+      <w:keepLines/>
+      <w:widowControl/>
     </w:pPr>
     <w:rPr>
       <w:rFonts w:eastAsiaTheme="majorEastAsia" w:cstheme="majorBidi"/>
@@ -1197,6 +1204,8 @@
     <w:pPr>
       <w:jc w:val="center"/>
       <w:spacing w:before="80" w:after="280"/>
+      <w:keepLines/>
+      <w:widowControl/>
     </w:pPr>
     <w:rPr>
       <w:i/>
@@ -1211,6 +1220,8 @@
     <w:pPr>
       <w:jc w:val="center"/>
       <w:spacing w:before="120" w:after="280"/>
+      <w:keepLines/>
+      <w:widowControl/>
     </w:pPr>
     <w:rPr>
       <w:i/>
@@ -1225,6 +1236,8 @@
     <w:pPr>
       <w:jc w:val="center"/>
       <w:spacing w:before="200" w:after="80"/>
+      <w:keepNext/>
+      <w:keepLines/>
     </w:pPr>
     <w:rPr/>
   </w:style>
@@ -1234,6 +1247,8 @@
     <w:pPr>
       <w:jc w:val="center"/>
       <w:spacing w:before="200" w:after="80"/>
+      <w:keepNext/>
+      <w:keepLines/>
     </w:pPr>
     <w:rPr/>
   </w:style>
@@ -1290,6 +1305,71 @@
       <w:szCs w:val="32"/>
       <w:color w:val="000000"/>
       <w:spacing w:val="10"/>
+    </w:rPr>
+  </w:style>
+  <w:style w:type="paragraph" w:styleId="CoverEyebrow">
+    <w:name w:val="Cover Eyebrow"/>
+    <w:basedOn w:val="Normal"/>
+    <w:qFormat/>
+    <w:pPr>
+      <w:jc w:val="center"/>
+      <w:spacing w:before="1160" w:after="80"/>
+    </w:pPr>
+    <w:rPr>
+      <w:b/>
+      <w:caps/>
+      <w:sz w:val="26"/>
+      <w:szCs w:val="26"/>
+      <w:color w:val="595959"/>
+      <w:spacing w:val="80"/>
+    </w:rPr>
+  </w:style>
+  <w:style w:type="paragraph" w:styleId="CoverSubtitle">
+    <w:name w:val="Cover Subtitle"/>
+    <w:basedOn w:val="Normal"/>
+    <w:qFormat/>
+    <w:pPr>
+      <w:jc w:val="center"/>
+      <w:spacing w:before="0" w:after="40"/>
+    </w:pPr>
+    <w:rPr>
+      <w:sz w:val="23"/>
+      <w:szCs w:val="23"/>
+      <w:color w:val="595959"/>
+    </w:rPr>
+  </w:style>
+  <w:style w:type="paragraph" w:styleId="CoverRule">
+    <w:name w:val="Cover Rule"/>
+    <w:basedOn w:val="Normal"/>
+    <w:qFormat/>
+    <w:pPr>
+      <w:jc w:val="center"/>
+      <w:spacing w:before="240" w:after="240"/>
+      <w:pBdr>
+        <w:bottom w:val="single" w:sz="6" w:space="1" w:color="BFBFBF"/>
+      </w:pBdr>
+    </w:pPr>
+    <w:rPr>
+      <w:sz w:val="12"/>
+      <w:szCs w:val="12"/>
+    </w:rPr>
+  </w:style>
+  <w:style w:type="paragraph" w:styleId="CoverSectionLabel">
+    <w:name w:val="Cover Section Label"/>
+    <w:basedOn w:val="Normal"/>
+    <w:qFormat/>
+    <w:pPr>
+      <w:jc w:val="left"/>
+      <w:spacing w:before="320" w:after="100"/>
+      <w:keepNext/>
+    </w:pPr>
+    <w:rPr>
+      <w:b/>
+      <w:caps/>
+      <w:sz w:val="19"/>
+      <w:szCs w:val="19"/>
+      <w:color w:val="595959"/>
+      <w:spacing w:val="60"/>
     </w:rPr>
   </w:style>
   <w:style w:type="paragraph" w:styleId="TOC1">

--- a/app/templates/reference.docx
+++ b/app/templates/reference.docx
@@ -784,8 +784,8 @@
       <w:rFonts w:asciiTheme="majorHAnsi" w:eastAsiaTheme="majorEastAsia" w:hAnsiTheme="majorHAnsi" w:cstheme="majorBidi"/>
       <w:b/>
       <w:caps/>
-      <w:sz w:val="32"/>
-      <w:szCs w:val="32"/>
+      <w:sz w:val="28"/>
+      <w:szCs w:val="28"/>
       <w:color w:val="000000"/>
       <w:spacing w:val="10"/>
     </w:rPr>
@@ -811,8 +811,8 @@
     <w:rPr>
       <w:rFonts w:asciiTheme="majorHAnsi" w:eastAsiaTheme="majorEastAsia" w:hAnsiTheme="majorHAnsi" w:cstheme="majorBidi"/>
       <w:b/>
-      <w:sz w:val="26"/>
-      <w:szCs w:val="26"/>
+      <w:sz w:val="24"/>
+      <w:szCs w:val="24"/>
       <w:color w:val="000000"/>
     </w:rPr>
   </w:style>
@@ -837,8 +837,8 @@
     <w:rPr>
       <w:rFonts w:eastAsiaTheme="majorEastAsia" w:cstheme="majorBidi"/>
       <w:b/>
-      <w:sz w:val="24"/>
-      <w:szCs w:val="24"/>
+      <w:sz w:val="22"/>
+      <w:szCs w:val="22"/>
       <w:color w:val="595959"/>
     </w:rPr>
   </w:style>
@@ -1301,8 +1301,8 @@
       <w:bCs w:val="0"/>
       <w:b/>
       <w:caps/>
-      <w:sz w:val="32"/>
-      <w:szCs w:val="32"/>
+      <w:sz w:val="28"/>
+      <w:szCs w:val="28"/>
       <w:color w:val="000000"/>
       <w:spacing w:val="10"/>
     </w:rPr>
